--- a/pr-preview/pr-12/kolmogorov-complexity.docx
+++ b/pr-preview/pr-12/kolmogorov-complexity.docx
@@ -15,7 +15,7 @@
         <w:pStyle w:val="Date"/>
       </w:pPr>
       <w:r>
-        <w:t xml:space="preserve">Last modified: 2026-10-14 11:52:10 (PDT)</w:t>
+        <w:t xml:space="preserve">Last modified: 2026-10-14 17:56:51 (PDT)</w:t>
       </w:r>
     </w:p>
     <w:p>
@@ -329,19 +329,23 @@
             <m:t>K</m:t>
           </m:r>
           <m:r>
-            <m:rPr>
-              <m:sty m:val="p"/>
-            </m:rPr>
-            <m:t>(</m:t>
+            <m:t>​</m:t>
           </m:r>
+          <m:d>
+            <m:dPr>
+              <m:begChr m:val="("/>
+              <m:sepChr m:val=""/>
+              <m:endChr m:val=")"/>
+              <m:grow/>
+            </m:dPr>
+            <m:e>
+              <m:r>
+                <m:t>x</m:t>
+              </m:r>
+            </m:e>
+          </m:d>
           <m:r>
-            <m:t>x</m:t>
-          </m:r>
-          <m:r>
-            <m:rPr>
-              <m:sty m:val="p"/>
-            </m:rPr>
-            <m:t>)</m:t>
+            <m:t>​</m:t>
           </m:r>
           <m:limUpp>
             <m:e>
@@ -369,68 +373,72 @@
             <m:t>min</m:t>
           </m:r>
           <m:r>
-            <m:rPr>
-              <m:sty m:val="p"/>
-            </m:rPr>
-            <m:t>{</m:t>
-          </m:r>
-          <m:r>
             <m:t>​</m:t>
           </m:r>
           <m:d>
             <m:dPr>
-              <m:begChr m:val="|"/>
+              <m:begChr m:val="{"/>
               <m:sepChr m:val=""/>
-              <m:endChr m:val="|"/>
+              <m:endChr m:val="}"/>
               <m:grow/>
             </m:dPr>
             <m:e>
               <m:r>
+                <m:t>​</m:t>
+              </m:r>
+              <m:d>
+                <m:dPr>
+                  <m:begChr m:val="|"/>
+                  <m:sepChr m:val=""/>
+                  <m:endChr m:val="|"/>
+                  <m:grow/>
+                </m:dPr>
+                <m:e>
+                  <m:r>
+                    <m:t>p</m:t>
+                  </m:r>
+                </m:e>
+              </m:d>
+              <m:r>
+                <m:t>​</m:t>
+              </m:r>
+              <m:r>
+                <m:rPr>
+                  <m:sty m:val="p"/>
+                </m:rPr>
+                <m:t>:</m:t>
+              </m:r>
+              <m:r>
+                <m:t>U</m:t>
+              </m:r>
+              <m:r>
+                <m:rPr>
+                  <m:sty m:val="p"/>
+                </m:rPr>
+                <m:t>(</m:t>
+              </m:r>
+              <m:r>
                 <m:t>p</m:t>
+              </m:r>
+              <m:r>
+                <m:rPr>
+                  <m:sty m:val="p"/>
+                </m:rPr>
+                <m:t>)</m:t>
+              </m:r>
+              <m:r>
+                <m:rPr>
+                  <m:sty m:val="p"/>
+                </m:rPr>
+                <m:t>=</m:t>
+              </m:r>
+              <m:r>
+                <m:t>x</m:t>
               </m:r>
             </m:e>
           </m:d>
           <m:r>
             <m:t>​</m:t>
-          </m:r>
-          <m:r>
-            <m:rPr>
-              <m:sty m:val="p"/>
-            </m:rPr>
-            <m:t>:</m:t>
-          </m:r>
-          <m:r>
-            <m:t>U</m:t>
-          </m:r>
-          <m:r>
-            <m:rPr>
-              <m:sty m:val="p"/>
-            </m:rPr>
-            <m:t>(</m:t>
-          </m:r>
-          <m:r>
-            <m:t>p</m:t>
-          </m:r>
-          <m:r>
-            <m:rPr>
-              <m:sty m:val="p"/>
-            </m:rPr>
-            <m:t>)</m:t>
-          </m:r>
-          <m:r>
-            <m:rPr>
-              <m:sty m:val="p"/>
-            </m:rPr>
-            <m:t>=</m:t>
-          </m:r>
-          <m:r>
-            <m:t>x</m:t>
-          </m:r>
-          <m:r>
-            <m:rPr>
-              <m:sty m:val="p"/>
-            </m:rPr>
-            <m:t>}</m:t>
           </m:r>
           <m:r>
             <m:rPr>
@@ -725,28 +733,32 @@
             <m:t>K</m:t>
           </m:r>
           <m:r>
-            <m:rPr>
-              <m:sty m:val="p"/>
-            </m:rPr>
-            <m:t>(</m:t>
+            <m:t>​</m:t>
           </m:r>
+          <m:d>
+            <m:dPr>
+              <m:begChr m:val="("/>
+              <m:sepChr m:val=""/>
+              <m:endChr m:val=")"/>
+              <m:grow/>
+            </m:dPr>
+            <m:e>
+              <m:r>
+                <m:t>x</m:t>
+              </m:r>
+              <m:r>
+                <m:rPr>
+                  <m:sty m:val="p"/>
+                </m:rPr>
+                <m:t>∣</m:t>
+              </m:r>
+              <m:r>
+                <m:t>n</m:t>
+              </m:r>
+            </m:e>
+          </m:d>
           <m:r>
-            <m:t>x</m:t>
-          </m:r>
-          <m:r>
-            <m:rPr>
-              <m:sty m:val="p"/>
-            </m:rPr>
-            <m:t>∣</m:t>
-          </m:r>
-          <m:r>
-            <m:t>n</m:t>
-          </m:r>
-          <m:r>
-            <m:rPr>
-              <m:sty m:val="p"/>
-            </m:rPr>
-            <m:t>)</m:t>
+            <m:t>​</m:t>
           </m:r>
           <m:limUpp>
             <m:e>
@@ -774,77 +786,81 @@
             <m:t>min</m:t>
           </m:r>
           <m:r>
-            <m:rPr>
-              <m:sty m:val="p"/>
-            </m:rPr>
-            <m:t>{</m:t>
-          </m:r>
-          <m:r>
             <m:t>​</m:t>
           </m:r>
           <m:d>
             <m:dPr>
-              <m:begChr m:val="|"/>
+              <m:begChr m:val="{"/>
               <m:sepChr m:val=""/>
-              <m:endChr m:val="|"/>
+              <m:endChr m:val="}"/>
               <m:grow/>
             </m:dPr>
             <m:e>
               <m:r>
+                <m:t>​</m:t>
+              </m:r>
+              <m:d>
+                <m:dPr>
+                  <m:begChr m:val="|"/>
+                  <m:sepChr m:val=""/>
+                  <m:endChr m:val="|"/>
+                  <m:grow/>
+                </m:dPr>
+                <m:e>
+                  <m:r>
+                    <m:t>p</m:t>
+                  </m:r>
+                </m:e>
+              </m:d>
+              <m:r>
+                <m:t>​</m:t>
+              </m:r>
+              <m:r>
+                <m:rPr>
+                  <m:sty m:val="p"/>
+                </m:rPr>
+                <m:t>:</m:t>
+              </m:r>
+              <m:r>
+                <m:t>U</m:t>
+              </m:r>
+              <m:r>
+                <m:rPr>
+                  <m:sty m:val="p"/>
+                </m:rPr>
+                <m:t>(</m:t>
+              </m:r>
+              <m:r>
                 <m:t>p</m:t>
+              </m:r>
+              <m:r>
+                <m:rPr>
+                  <m:sty m:val="p"/>
+                </m:rPr>
+                <m:t>,</m:t>
+              </m:r>
+              <m:r>
+                <m:t>n</m:t>
+              </m:r>
+              <m:r>
+                <m:rPr>
+                  <m:sty m:val="p"/>
+                </m:rPr>
+                <m:t>)</m:t>
+              </m:r>
+              <m:r>
+                <m:rPr>
+                  <m:sty m:val="p"/>
+                </m:rPr>
+                <m:t>=</m:t>
+              </m:r>
+              <m:r>
+                <m:t>x</m:t>
               </m:r>
             </m:e>
           </m:d>
           <m:r>
             <m:t>​</m:t>
-          </m:r>
-          <m:r>
-            <m:rPr>
-              <m:sty m:val="p"/>
-            </m:rPr>
-            <m:t>:</m:t>
-          </m:r>
-          <m:r>
-            <m:t>U</m:t>
-          </m:r>
-          <m:r>
-            <m:rPr>
-              <m:sty m:val="p"/>
-            </m:rPr>
-            <m:t>(</m:t>
-          </m:r>
-          <m:r>
-            <m:t>p</m:t>
-          </m:r>
-          <m:r>
-            <m:rPr>
-              <m:sty m:val="p"/>
-            </m:rPr>
-            <m:t>,</m:t>
-          </m:r>
-          <m:r>
-            <m:t>n</m:t>
-          </m:r>
-          <m:r>
-            <m:rPr>
-              <m:sty m:val="p"/>
-            </m:rPr>
-            <m:t>)</m:t>
-          </m:r>
-          <m:r>
-            <m:rPr>
-              <m:sty m:val="p"/>
-            </m:rPr>
-            <m:t>=</m:t>
-          </m:r>
-          <m:r>
-            <m:t>x</m:t>
-          </m:r>
-          <m:r>
-            <m:rPr>
-              <m:sty m:val="p"/>
-            </m:rPr>
-            <m:t>}</m:t>
           </m:r>
           <m:r>
             <m:rPr>
@@ -1127,19 +1143,23 @@
             </m:sub>
           </m:sSub>
           <m:r>
-            <m:rPr>
-              <m:sty m:val="p"/>
-            </m:rPr>
-            <m:t>(</m:t>
+            <m:t>​</m:t>
           </m:r>
+          <m:d>
+            <m:dPr>
+              <m:begChr m:val="("/>
+              <m:sepChr m:val=""/>
+              <m:endChr m:val=")"/>
+              <m:grow/>
+            </m:dPr>
+            <m:e>
+              <m:r>
+                <m:t>x</m:t>
+              </m:r>
+            </m:e>
+          </m:d>
           <m:r>
-            <m:t>x</m:t>
-          </m:r>
-          <m:r>
-            <m:rPr>
-              <m:sty m:val="p"/>
-            </m:rPr>
-            <m:t>)</m:t>
+            <m:t>​</m:t>
           </m:r>
           <m:r>
             <m:rPr>
@@ -1160,19 +1180,23 @@
             </m:sub>
           </m:sSub>
           <m:r>
-            <m:rPr>
-              <m:sty m:val="p"/>
-            </m:rPr>
-            <m:t>(</m:t>
+            <m:t>​</m:t>
           </m:r>
+          <m:d>
+            <m:dPr>
+              <m:begChr m:val="("/>
+              <m:sepChr m:val=""/>
+              <m:endChr m:val=")"/>
+              <m:grow/>
+            </m:dPr>
+            <m:e>
+              <m:r>
+                <m:t>x</m:t>
+              </m:r>
+            </m:e>
+          </m:d>
           <m:r>
-            <m:t>x</m:t>
-          </m:r>
-          <m:r>
-            <m:rPr>
-              <m:sty m:val="p"/>
-            </m:rPr>
-            <m:t>)</m:t>
+            <m:t>​</m:t>
           </m:r>
           <m:r>
             <m:rPr>
@@ -1218,28 +1242,32 @@
             </m:sub>
           </m:sSub>
           <m:r>
-            <m:rPr>
-              <m:sty m:val="p"/>
-            </m:rPr>
-            <m:t>(</m:t>
+            <m:t>​</m:t>
           </m:r>
+          <m:d>
+            <m:dPr>
+              <m:begChr m:val="("/>
+              <m:sepChr m:val=""/>
+              <m:endChr m:val=")"/>
+              <m:grow/>
+            </m:dPr>
+            <m:e>
+              <m:r>
+                <m:t>x</m:t>
+              </m:r>
+              <m:r>
+                <m:rPr>
+                  <m:sty m:val="p"/>
+                </m:rPr>
+                <m:t>∣</m:t>
+              </m:r>
+              <m:r>
+                <m:t>n</m:t>
+              </m:r>
+            </m:e>
+          </m:d>
           <m:r>
-            <m:t>x</m:t>
-          </m:r>
-          <m:r>
-            <m:rPr>
-              <m:sty m:val="p"/>
-            </m:rPr>
-            <m:t>∣</m:t>
-          </m:r>
-          <m:r>
-            <m:t>n</m:t>
-          </m:r>
-          <m:r>
-            <m:rPr>
-              <m:sty m:val="p"/>
-            </m:rPr>
-            <m:t>)</m:t>
+            <m:t>​</m:t>
           </m:r>
           <m:r>
             <m:rPr>
@@ -1260,28 +1288,32 @@
             </m:sub>
           </m:sSub>
           <m:r>
-            <m:rPr>
-              <m:sty m:val="p"/>
-            </m:rPr>
-            <m:t>(</m:t>
+            <m:t>​</m:t>
           </m:r>
+          <m:d>
+            <m:dPr>
+              <m:begChr m:val="("/>
+              <m:sepChr m:val=""/>
+              <m:endChr m:val=")"/>
+              <m:grow/>
+            </m:dPr>
+            <m:e>
+              <m:r>
+                <m:t>x</m:t>
+              </m:r>
+              <m:r>
+                <m:rPr>
+                  <m:sty m:val="p"/>
+                </m:rPr>
+                <m:t>∣</m:t>
+              </m:r>
+              <m:r>
+                <m:t>n</m:t>
+              </m:r>
+            </m:e>
+          </m:d>
           <m:r>
-            <m:t>x</m:t>
-          </m:r>
-          <m:r>
-            <m:rPr>
-              <m:sty m:val="p"/>
-            </m:rPr>
-            <m:t>∣</m:t>
-          </m:r>
-          <m:r>
-            <m:t>n</m:t>
-          </m:r>
-          <m:r>
-            <m:rPr>
-              <m:sty m:val="p"/>
-            </m:rPr>
-            <m:t>)</m:t>
+            <m:t>​</m:t>
           </m:r>
           <m:r>
             <m:rPr>
@@ -1640,19 +1672,23 @@
           </m:sub>
         </m:sSub>
         <m:r>
-          <m:rPr>
-            <m:sty m:val="p"/>
-          </m:rPr>
-          <m:t>(</m:t>
-        </m:r>
-        <m:r>
-          <m:t>x</m:t>
-        </m:r>
-        <m:r>
-          <m:rPr>
-            <m:sty m:val="p"/>
-          </m:rPr>
-          <m:t>)</m:t>
+          <m:t>​</m:t>
+        </m:r>
+        <m:d>
+          <m:dPr>
+            <m:begChr m:val="("/>
+            <m:sepChr m:val=""/>
+            <m:endChr m:val=")"/>
+            <m:grow/>
+          </m:dPr>
+          <m:e>
+            <m:r>
+              <m:t>x</m:t>
+            </m:r>
+          </m:e>
+        </m:d>
+        <m:r>
+          <m:t>​</m:t>
         </m:r>
         <m:r>
           <m:rPr>
@@ -1732,19 +1768,23 @@
           </m:sub>
         </m:sSub>
         <m:r>
-          <m:rPr>
-            <m:sty m:val="p"/>
-          </m:rPr>
-          <m:t>(</m:t>
-        </m:r>
-        <m:r>
-          <m:t>x</m:t>
-        </m:r>
-        <m:r>
-          <m:rPr>
-            <m:sty m:val="p"/>
-          </m:rPr>
-          <m:t>)</m:t>
+          <m:t>​</m:t>
+        </m:r>
+        <m:d>
+          <m:dPr>
+            <m:begChr m:val="("/>
+            <m:sepChr m:val=""/>
+            <m:endChr m:val=")"/>
+            <m:grow/>
+          </m:dPr>
+          <m:e>
+            <m:r>
+              <m:t>x</m:t>
+            </m:r>
+          </m:e>
+        </m:d>
+        <m:r>
+          <m:t>​</m:t>
         </m:r>
         <m:r>
           <m:rPr>
@@ -2034,19 +2074,23 @@
           </m:sub>
         </m:sSub>
         <m:r>
-          <m:rPr>
-            <m:sty m:val="p"/>
-          </m:rPr>
-          <m:t>(</m:t>
-        </m:r>
-        <m:r>
-          <m:t>x</m:t>
-        </m:r>
-        <m:r>
-          <m:rPr>
-            <m:sty m:val="p"/>
-          </m:rPr>
-          <m:t>)</m:t>
+          <m:t>​</m:t>
+        </m:r>
+        <m:d>
+          <m:dPr>
+            <m:begChr m:val="("/>
+            <m:sepChr m:val=""/>
+            <m:endChr m:val=")"/>
+            <m:grow/>
+          </m:dPr>
+          <m:e>
+            <m:r>
+              <m:t>x</m:t>
+            </m:r>
+          </m:e>
+        </m:d>
+        <m:r>
+          <m:t>​</m:t>
         </m:r>
         <m:r>
           <m:rPr>
@@ -2067,19 +2111,23 @@
           </m:sub>
         </m:sSub>
         <m:r>
-          <m:rPr>
-            <m:sty m:val="p"/>
-          </m:rPr>
-          <m:t>(</m:t>
-        </m:r>
-        <m:r>
-          <m:t>x</m:t>
-        </m:r>
-        <m:r>
-          <m:rPr>
-            <m:sty m:val="p"/>
-          </m:rPr>
-          <m:t>)</m:t>
+          <m:t>​</m:t>
+        </m:r>
+        <m:d>
+          <m:dPr>
+            <m:begChr m:val="("/>
+            <m:sepChr m:val=""/>
+            <m:endChr m:val=")"/>
+            <m:grow/>
+          </m:dPr>
+          <m:e>
+            <m:r>
+              <m:t>x</m:t>
+            </m:r>
+          </m:e>
+        </m:d>
+        <m:r>
+          <m:t>​</m:t>
         </m:r>
         <m:r>
           <m:rPr>
@@ -2145,19 +2193,23 @@
               </m:sub>
             </m:sSub>
             <m:r>
-              <m:rPr>
-                <m:sty m:val="p"/>
-              </m:rPr>
-              <m:t>(</m:t>
-            </m:r>
-            <m:r>
-              <m:t>x</m:t>
-            </m:r>
-            <m:r>
-              <m:rPr>
-                <m:sty m:val="p"/>
-              </m:rPr>
-              <m:t>)</m:t>
+              <m:t>​</m:t>
+            </m:r>
+            <m:d>
+              <m:dPr>
+                <m:begChr m:val="("/>
+                <m:sepChr m:val=""/>
+                <m:endChr m:val=")"/>
+                <m:grow/>
+              </m:dPr>
+              <m:e>
+                <m:r>
+                  <m:t>x</m:t>
+                </m:r>
+              </m:e>
+            </m:d>
+            <m:r>
+              <m:t>​</m:t>
             </m:r>
             <m:r>
               <m:rPr>
@@ -2178,19 +2230,23 @@
               </m:sub>
             </m:sSub>
             <m:r>
-              <m:rPr>
-                <m:sty m:val="p"/>
-              </m:rPr>
-              <m:t>(</m:t>
-            </m:r>
-            <m:r>
-              <m:t>x</m:t>
-            </m:r>
-            <m:r>
-              <m:rPr>
-                <m:sty m:val="p"/>
-              </m:rPr>
-              <m:t>)</m:t>
+              <m:t>​</m:t>
+            </m:r>
+            <m:d>
+              <m:dPr>
+                <m:begChr m:val="("/>
+                <m:sepChr m:val=""/>
+                <m:endChr m:val=")"/>
+                <m:grow/>
+              </m:dPr>
+              <m:e>
+                <m:r>
+                  <m:t>x</m:t>
+                </m:r>
+              </m:e>
+            </m:d>
+            <m:r>
+              <m:t>​</m:t>
             </m:r>
           </m:e>
         </m:d>
@@ -2311,28 +2367,32 @@
               </m:sub>
             </m:sSub>
             <m:r>
-              <m:rPr>
-                <m:sty m:val="p"/>
-              </m:rPr>
-              <m:t>(</m:t>
-            </m:r>
-            <m:r>
-              <m:t>x</m:t>
-            </m:r>
-            <m:r>
-              <m:rPr>
-                <m:sty m:val="p"/>
-              </m:rPr>
-              <m:t>∣</m:t>
-            </m:r>
-            <m:r>
-              <m:t>n</m:t>
-            </m:r>
-            <m:r>
-              <m:rPr>
-                <m:sty m:val="p"/>
-              </m:rPr>
-              <m:t>)</m:t>
+              <m:t>​</m:t>
+            </m:r>
+            <m:d>
+              <m:dPr>
+                <m:begChr m:val="("/>
+                <m:sepChr m:val=""/>
+                <m:endChr m:val=")"/>
+                <m:grow/>
+              </m:dPr>
+              <m:e>
+                <m:r>
+                  <m:t>x</m:t>
+                </m:r>
+                <m:r>
+                  <m:rPr>
+                    <m:sty m:val="p"/>
+                  </m:rPr>
+                  <m:t>∣</m:t>
+                </m:r>
+                <m:r>
+                  <m:t>n</m:t>
+                </m:r>
+              </m:e>
+            </m:d>
+            <m:r>
+              <m:t>​</m:t>
             </m:r>
             <m:r>
               <m:rPr>
@@ -2353,28 +2413,32 @@
               </m:sub>
             </m:sSub>
             <m:r>
-              <m:rPr>
-                <m:sty m:val="p"/>
-              </m:rPr>
-              <m:t>(</m:t>
-            </m:r>
-            <m:r>
-              <m:t>x</m:t>
-            </m:r>
-            <m:r>
-              <m:rPr>
-                <m:sty m:val="p"/>
-              </m:rPr>
-              <m:t>∣</m:t>
-            </m:r>
-            <m:r>
-              <m:t>n</m:t>
-            </m:r>
-            <m:r>
-              <m:rPr>
-                <m:sty m:val="p"/>
-              </m:rPr>
-              <m:t>)</m:t>
+              <m:t>​</m:t>
+            </m:r>
+            <m:d>
+              <m:dPr>
+                <m:begChr m:val="("/>
+                <m:sepChr m:val=""/>
+                <m:endChr m:val=")"/>
+                <m:grow/>
+              </m:dPr>
+              <m:e>
+                <m:r>
+                  <m:t>x</m:t>
+                </m:r>
+                <m:r>
+                  <m:rPr>
+                    <m:sty m:val="p"/>
+                  </m:rPr>
+                  <m:t>∣</m:t>
+                </m:r>
+                <m:r>
+                  <m:t>n</m:t>
+                </m:r>
+              </m:e>
+            </m:d>
+            <m:r>
+              <m:t>​</m:t>
             </m:r>
           </m:e>
         </m:d>
@@ -2495,19 +2559,23 @@
           <m:t>K</m:t>
         </m:r>
         <m:r>
-          <m:rPr>
-            <m:sty m:val="p"/>
-          </m:rPr>
-          <m:t>(</m:t>
-        </m:r>
-        <m:r>
-          <m:t>x</m:t>
-        </m:r>
-        <m:r>
-          <m:rPr>
-            <m:sty m:val="p"/>
-          </m:rPr>
-          <m:t>)</m:t>
+          <m:t>​</m:t>
+        </m:r>
+        <m:d>
+          <m:dPr>
+            <m:begChr m:val="("/>
+            <m:sepChr m:val=""/>
+            <m:endChr m:val=")"/>
+            <m:grow/>
+          </m:dPr>
+          <m:e>
+            <m:r>
+              <m:t>x</m:t>
+            </m:r>
+          </m:e>
+        </m:d>
+        <m:r>
+          <m:t>​</m:t>
         </m:r>
       </m:oMath>
       <w:r>
@@ -2626,28 +2694,32 @@
             <m:t>K</m:t>
           </m:r>
           <m:r>
-            <m:rPr>
-              <m:sty m:val="p"/>
-            </m:rPr>
-            <m:t>(</m:t>
+            <m:t>​</m:t>
           </m:r>
+          <m:d>
+            <m:dPr>
+              <m:begChr m:val="("/>
+              <m:sepChr m:val=""/>
+              <m:endChr m:val=")"/>
+              <m:grow/>
+            </m:dPr>
+            <m:e>
+              <m:r>
+                <m:t>x</m:t>
+              </m:r>
+              <m:r>
+                <m:rPr>
+                  <m:sty m:val="p"/>
+                </m:rPr>
+                <m:t>∣</m:t>
+              </m:r>
+              <m:r>
+                <m:t>n</m:t>
+              </m:r>
+            </m:e>
+          </m:d>
           <m:r>
-            <m:t>x</m:t>
-          </m:r>
-          <m:r>
-            <m:rPr>
-              <m:sty m:val="p"/>
-            </m:rPr>
-            <m:t>∣</m:t>
-          </m:r>
-          <m:r>
-            <m:t>n</m:t>
-          </m:r>
-          <m:r>
-            <m:rPr>
-              <m:sty m:val="p"/>
-            </m:rPr>
-            <m:t>)</m:t>
+            <m:t>​</m:t>
           </m:r>
           <m:r>
             <m:rPr>
@@ -2711,19 +2783,23 @@
             <m:t>K</m:t>
           </m:r>
           <m:r>
-            <m:rPr>
-              <m:sty m:val="p"/>
-            </m:rPr>
-            <m:t>(</m:t>
+            <m:t>​</m:t>
           </m:r>
+          <m:d>
+            <m:dPr>
+              <m:begChr m:val="("/>
+              <m:sepChr m:val=""/>
+              <m:endChr m:val=")"/>
+              <m:grow/>
+            </m:dPr>
+            <m:e>
+              <m:r>
+                <m:t>x</m:t>
+              </m:r>
+            </m:e>
+          </m:d>
           <m:r>
-            <m:t>x</m:t>
-          </m:r>
-          <m:r>
-            <m:rPr>
-              <m:sty m:val="p"/>
-            </m:rPr>
-            <m:t>)</m:t>
+            <m:t>​</m:t>
           </m:r>
           <m:r>
             <m:rPr>
@@ -2933,28 +3009,32 @@
           <m:t>K</m:t>
         </m:r>
         <m:r>
-          <m:rPr>
-            <m:sty m:val="p"/>
-          </m:rPr>
-          <m:t>(</m:t>
-        </m:r>
-        <m:r>
-          <m:t>x</m:t>
-        </m:r>
-        <m:r>
-          <m:rPr>
-            <m:sty m:val="p"/>
-          </m:rPr>
-          <m:t>∣</m:t>
-        </m:r>
-        <m:r>
-          <m:t>n</m:t>
-        </m:r>
-        <m:r>
-          <m:rPr>
-            <m:sty m:val="p"/>
-          </m:rPr>
-          <m:t>)</m:t>
+          <m:t>​</m:t>
+        </m:r>
+        <m:d>
+          <m:dPr>
+            <m:begChr m:val="("/>
+            <m:sepChr m:val=""/>
+            <m:endChr m:val=")"/>
+            <m:grow/>
+          </m:dPr>
+          <m:e>
+            <m:r>
+              <m:t>x</m:t>
+            </m:r>
+            <m:r>
+              <m:rPr>
+                <m:sty m:val="p"/>
+              </m:rPr>
+              <m:t>∣</m:t>
+            </m:r>
+            <m:r>
+              <m:t>n</m:t>
+            </m:r>
+          </m:e>
+        </m:d>
+        <m:r>
+          <m:t>​</m:t>
         </m:r>
         <m:r>
           <m:rPr>
@@ -3034,34 +3114,38 @@
       </w:r>
       <m:oMath>
         <m:r>
-          <m:rPr>
-            <m:sty m:val="p"/>
-          </m:rPr>
-          <m:t>⌊</m:t>
-        </m:r>
-        <m:sSub>
-          <m:e>
-            <m:r>
-              <m:rPr>
-                <m:sty m:val="p"/>
-              </m:rPr>
-              <m:t>log</m:t>
-            </m:r>
-          </m:e>
-          <m:sub>
-            <m:r>
-              <m:t>2</m:t>
-            </m:r>
-          </m:sub>
-        </m:sSub>
-        <m:r>
-          <m:t>n</m:t>
-        </m:r>
-        <m:r>
-          <m:rPr>
-            <m:sty m:val="p"/>
-          </m:rPr>
-          <m:t>⌋</m:t>
+          <m:t>​</m:t>
+        </m:r>
+        <m:d>
+          <m:dPr>
+            <m:begChr m:val="⌊"/>
+            <m:sepChr m:val=""/>
+            <m:endChr m:val="⌋"/>
+            <m:grow/>
+          </m:dPr>
+          <m:e>
+            <m:sSub>
+              <m:e>
+                <m:r>
+                  <m:rPr>
+                    <m:sty m:val="p"/>
+                  </m:rPr>
+                  <m:t>log</m:t>
+                </m:r>
+              </m:e>
+              <m:sub>
+                <m:r>
+                  <m:t>2</m:t>
+                </m:r>
+              </m:sub>
+            </m:sSub>
+            <m:r>
+              <m:t>n</m:t>
+            </m:r>
+          </m:e>
+        </m:d>
+        <m:r>
+          <m:t>​</m:t>
         </m:r>
         <m:r>
           <m:rPr>
@@ -3110,34 +3194,38 @@
           <m:t>2</m:t>
         </m:r>
         <m:r>
-          <m:rPr>
-            <m:sty m:val="p"/>
-          </m:rPr>
-          <m:t>⌊</m:t>
-        </m:r>
-        <m:sSub>
-          <m:e>
-            <m:r>
-              <m:rPr>
-                <m:sty m:val="p"/>
-              </m:rPr>
-              <m:t>log</m:t>
-            </m:r>
-          </m:e>
-          <m:sub>
-            <m:r>
-              <m:t>2</m:t>
-            </m:r>
-          </m:sub>
-        </m:sSub>
-        <m:r>
-          <m:t>n</m:t>
-        </m:r>
-        <m:r>
-          <m:rPr>
-            <m:sty m:val="p"/>
-          </m:rPr>
-          <m:t>⌋</m:t>
+          <m:t>​</m:t>
+        </m:r>
+        <m:d>
+          <m:dPr>
+            <m:begChr m:val="⌊"/>
+            <m:sepChr m:val=""/>
+            <m:endChr m:val="⌋"/>
+            <m:grow/>
+          </m:dPr>
+          <m:e>
+            <m:sSub>
+              <m:e>
+                <m:r>
+                  <m:rPr>
+                    <m:sty m:val="p"/>
+                  </m:rPr>
+                  <m:t>log</m:t>
+                </m:r>
+              </m:e>
+              <m:sub>
+                <m:r>
+                  <m:t>2</m:t>
+                </m:r>
+              </m:sub>
+            </m:sSub>
+            <m:r>
+              <m:t>n</m:t>
+            </m:r>
+          </m:e>
+        </m:d>
+        <m:r>
+          <m:t>​</m:t>
         </m:r>
         <m:r>
           <m:rPr>
@@ -3497,28 +3585,32 @@
           <m:t>K</m:t>
         </m:r>
         <m:r>
-          <m:rPr>
-            <m:sty m:val="p"/>
-          </m:rPr>
-          <m:t>(</m:t>
-        </m:r>
-        <m:r>
-          <m:t>x</m:t>
-        </m:r>
-        <m:r>
-          <m:rPr>
-            <m:sty m:val="p"/>
-          </m:rPr>
-          <m:t>∣</m:t>
-        </m:r>
-        <m:r>
-          <m:t>n</m:t>
-        </m:r>
-        <m:r>
-          <m:rPr>
-            <m:sty m:val="p"/>
-          </m:rPr>
-          <m:t>)</m:t>
+          <m:t>​</m:t>
+        </m:r>
+        <m:d>
+          <m:dPr>
+            <m:begChr m:val="("/>
+            <m:sepChr m:val=""/>
+            <m:endChr m:val=")"/>
+            <m:grow/>
+          </m:dPr>
+          <m:e>
+            <m:r>
+              <m:t>x</m:t>
+            </m:r>
+            <m:r>
+              <m:rPr>
+                <m:sty m:val="p"/>
+              </m:rPr>
+              <m:t>∣</m:t>
+            </m:r>
+            <m:r>
+              <m:t>n</m:t>
+            </m:r>
+          </m:e>
+        </m:d>
+        <m:r>
+          <m:t>​</m:t>
         </m:r>
         <m:r>
           <m:rPr>
@@ -3652,19 +3744,23 @@
           <m:t>K</m:t>
         </m:r>
         <m:r>
-          <m:rPr>
-            <m:sty m:val="p"/>
-          </m:rPr>
-          <m:t>(</m:t>
-        </m:r>
-        <m:r>
-          <m:t>x</m:t>
-        </m:r>
-        <m:r>
-          <m:rPr>
-            <m:sty m:val="p"/>
-          </m:rPr>
-          <m:t>)</m:t>
+          <m:t>​</m:t>
+        </m:r>
+        <m:d>
+          <m:dPr>
+            <m:begChr m:val="("/>
+            <m:sepChr m:val=""/>
+            <m:endChr m:val=")"/>
+            <m:grow/>
+          </m:dPr>
+          <m:e>
+            <m:r>
+              <m:t>x</m:t>
+            </m:r>
+          </m:e>
+        </m:d>
+        <m:r>
+          <m:t>​</m:t>
         </m:r>
         <m:r>
           <m:rPr>
@@ -3806,28 +3902,32 @@
           <m:t>K</m:t>
         </m:r>
         <m:r>
-          <m:rPr>
-            <m:sty m:val="p"/>
-          </m:rPr>
-          <m:t>(</m:t>
-        </m:r>
-        <m:r>
-          <m:t>x</m:t>
-        </m:r>
-        <m:r>
-          <m:rPr>
-            <m:sty m:val="p"/>
-          </m:rPr>
-          <m:t>∣</m:t>
-        </m:r>
-        <m:r>
-          <m:t>n</m:t>
-        </m:r>
-        <m:r>
-          <m:rPr>
-            <m:sty m:val="p"/>
-          </m:rPr>
-          <m:t>)</m:t>
+          <m:t>​</m:t>
+        </m:r>
+        <m:d>
+          <m:dPr>
+            <m:begChr m:val="("/>
+            <m:sepChr m:val=""/>
+            <m:endChr m:val=")"/>
+            <m:grow/>
+          </m:dPr>
+          <m:e>
+            <m:r>
+              <m:t>x</m:t>
+            </m:r>
+            <m:r>
+              <m:rPr>
+                <m:sty m:val="p"/>
+              </m:rPr>
+              <m:t>∣</m:t>
+            </m:r>
+            <m:r>
+              <m:t>n</m:t>
+            </m:r>
+          </m:e>
+        </m:d>
+        <m:r>
+          <m:t>​</m:t>
         </m:r>
         <m:r>
           <m:rPr>
@@ -3980,28 +4080,32 @@
           <m:t>K</m:t>
         </m:r>
         <m:r>
-          <m:rPr>
-            <m:sty m:val="p"/>
-          </m:rPr>
-          <m:t>(</m:t>
-        </m:r>
-        <m:r>
-          <m:t>x</m:t>
-        </m:r>
-        <m:r>
-          <m:rPr>
-            <m:sty m:val="p"/>
-          </m:rPr>
-          <m:t>∣</m:t>
-        </m:r>
-        <m:r>
-          <m:t>n</m:t>
-        </m:r>
-        <m:r>
-          <m:rPr>
-            <m:sty m:val="p"/>
-          </m:rPr>
-          <m:t>)</m:t>
+          <m:t>​</m:t>
+        </m:r>
+        <m:d>
+          <m:dPr>
+            <m:begChr m:val="("/>
+            <m:sepChr m:val=""/>
+            <m:endChr m:val=")"/>
+            <m:grow/>
+          </m:dPr>
+          <m:e>
+            <m:r>
+              <m:t>x</m:t>
+            </m:r>
+            <m:r>
+              <m:rPr>
+                <m:sty m:val="p"/>
+              </m:rPr>
+              <m:t>∣</m:t>
+            </m:r>
+            <m:r>
+              <m:t>n</m:t>
+            </m:r>
+          </m:e>
+        </m:d>
+        <m:r>
+          <m:t>​</m:t>
         </m:r>
         <m:r>
           <m:rPr>
@@ -4216,19 +4320,38 @@
           <m:t>K</m:t>
         </m:r>
         <m:r>
-          <m:rPr>
-            <m:sty m:val="p"/>
-          </m:rPr>
-          <m:t>(</m:t>
-        </m:r>
-        <m:r>
-          <m:t>x</m:t>
-        </m:r>
-        <m:r>
-          <m:rPr>
-            <m:sty m:val="p"/>
-          </m:rPr>
-          <m:t>∣</m:t>
+          <m:t>​</m:t>
+        </m:r>
+        <m:d>
+          <m:dPr>
+            <m:begChr m:val="("/>
+            <m:sepChr m:val=""/>
+            <m:endChr m:val=")"/>
+            <m:grow/>
+          </m:dPr>
+          <m:e>
+            <m:r>
+              <m:t>x</m:t>
+            </m:r>
+            <m:r>
+              <m:rPr>
+                <m:sty m:val="p"/>
+              </m:rPr>
+              <m:t>∣</m:t>
+            </m:r>
+            <m:r>
+              <m:t>n</m:t>
+            </m:r>
+          </m:e>
+        </m:d>
+        <m:r>
+          <m:t>​</m:t>
+        </m:r>
+        <m:r>
+          <m:rPr>
+            <m:sty m:val="p"/>
+          </m:rPr>
+          <m:t>&lt;</m:t>
         </m:r>
         <m:r>
           <m:t>n</m:t>
@@ -4237,43 +4360,28 @@
           <m:rPr>
             <m:sty m:val="p"/>
           </m:rPr>
-          <m:t>)</m:t>
-        </m:r>
-        <m:r>
-          <m:rPr>
-            <m:sty m:val="p"/>
-          </m:rPr>
-          <m:t>&lt;</m:t>
-        </m:r>
+          <m:t>−</m:t>
+        </m:r>
+        <m:r>
+          <m:t>k</m:t>
+        </m:r>
+      </m:oMath>
+      <w:r>
+        <w:t xml:space="preserve">.</w:t>
+      </w:r>
+      <w:r>
+        <w:t xml:space="preserve"> </w:t>
+      </w:r>
+      <w:r>
+        <w:t xml:space="preserve">In particular, at least one string of length</w:t>
+      </w:r>
+      <w:r>
+        <w:t xml:space="preserve"> </w:t>
+      </w:r>
+      <m:oMath>
         <m:r>
           <m:t>n</m:t>
         </m:r>
-        <m:r>
-          <m:rPr>
-            <m:sty m:val="p"/>
-          </m:rPr>
-          <m:t>−</m:t>
-        </m:r>
-        <m:r>
-          <m:t>k</m:t>
-        </m:r>
-      </m:oMath>
-      <w:r>
-        <w:t xml:space="preserve">.</w:t>
-      </w:r>
-      <w:r>
-        <w:t xml:space="preserve"> </w:t>
-      </w:r>
-      <w:r>
-        <w:t xml:space="preserve">In particular, at least one string of length</w:t>
-      </w:r>
-      <w:r>
-        <w:t xml:space="preserve"> </w:t>
-      </w:r>
-      <m:oMath>
-        <m:r>
-          <m:t>n</m:t>
-        </m:r>
       </m:oMath>
       <w:r>
         <w:t xml:space="preserve"> </w:t>
@@ -4289,28 +4397,32 @@
           <m:t>K</m:t>
         </m:r>
         <m:r>
-          <m:rPr>
-            <m:sty m:val="p"/>
-          </m:rPr>
-          <m:t>(</m:t>
-        </m:r>
-        <m:r>
-          <m:t>x</m:t>
-        </m:r>
-        <m:r>
-          <m:rPr>
-            <m:sty m:val="p"/>
-          </m:rPr>
-          <m:t>∣</m:t>
-        </m:r>
-        <m:r>
-          <m:t>n</m:t>
-        </m:r>
-        <m:r>
-          <m:rPr>
-            <m:sty m:val="p"/>
-          </m:rPr>
-          <m:t>)</m:t>
+          <m:t>​</m:t>
+        </m:r>
+        <m:d>
+          <m:dPr>
+            <m:begChr m:val="("/>
+            <m:sepChr m:val=""/>
+            <m:endChr m:val=")"/>
+            <m:grow/>
+          </m:dPr>
+          <m:e>
+            <m:r>
+              <m:t>x</m:t>
+            </m:r>
+            <m:r>
+              <m:rPr>
+                <m:sty m:val="p"/>
+              </m:rPr>
+              <m:t>∣</m:t>
+            </m:r>
+            <m:r>
+              <m:t>n</m:t>
+            </m:r>
+          </m:e>
+        </m:d>
+        <m:r>
+          <m:t>​</m:t>
         </m:r>
         <m:r>
           <m:rPr>
@@ -4762,38 +4874,42 @@
           <m:t>K</m:t>
         </m:r>
         <m:r>
-          <m:rPr>
-            <m:sty m:val="p"/>
-          </m:rPr>
-          <m:t>(</m:t>
-        </m:r>
-        <m:r>
-          <m:t>x</m:t>
-        </m:r>
-        <m:r>
-          <m:rPr>
-            <m:sty m:val="p"/>
-          </m:rPr>
-          <m:t>∣</m:t>
+          <m:t>​</m:t>
+        </m:r>
+        <m:d>
+          <m:dPr>
+            <m:begChr m:val="("/>
+            <m:sepChr m:val=""/>
+            <m:endChr m:val=")"/>
+            <m:grow/>
+          </m:dPr>
+          <m:e>
+            <m:r>
+              <m:t>x</m:t>
+            </m:r>
+            <m:r>
+              <m:rPr>
+                <m:sty m:val="p"/>
+              </m:rPr>
+              <m:t>∣</m:t>
+            </m:r>
+            <m:r>
+              <m:t>n</m:t>
+            </m:r>
+          </m:e>
+        </m:d>
+        <m:r>
+          <m:t>​</m:t>
+        </m:r>
+        <m:r>
+          <m:rPr>
+            <m:sty m:val="p"/>
+          </m:rPr>
+          <m:t>&lt;</m:t>
         </m:r>
         <m:r>
           <m:t>n</m:t>
         </m:r>
-        <m:r>
-          <m:rPr>
-            <m:sty m:val="p"/>
-          </m:rPr>
-          <m:t>)</m:t>
-        </m:r>
-        <m:r>
-          <m:rPr>
-            <m:sty m:val="p"/>
-          </m:rPr>
-          <m:t>&lt;</m:t>
-        </m:r>
-        <m:r>
-          <m:t>n</m:t>
-        </m:r>
       </m:oMath>
       <w:r>
         <w:t xml:space="preserve">, which leaves at least one with</w:t>
@@ -4806,28 +4922,32 @@
           <m:t>K</m:t>
         </m:r>
         <m:r>
-          <m:rPr>
-            <m:sty m:val="p"/>
-          </m:rPr>
-          <m:t>(</m:t>
-        </m:r>
-        <m:r>
-          <m:t>x</m:t>
-        </m:r>
-        <m:r>
-          <m:rPr>
-            <m:sty m:val="p"/>
-          </m:rPr>
-          <m:t>∣</m:t>
-        </m:r>
-        <m:r>
-          <m:t>n</m:t>
-        </m:r>
-        <m:r>
-          <m:rPr>
-            <m:sty m:val="p"/>
-          </m:rPr>
-          <m:t>)</m:t>
+          <m:t>​</m:t>
+        </m:r>
+        <m:d>
+          <m:dPr>
+            <m:begChr m:val="("/>
+            <m:sepChr m:val=""/>
+            <m:endChr m:val=")"/>
+            <m:grow/>
+          </m:dPr>
+          <m:e>
+            <m:r>
+              <m:t>x</m:t>
+            </m:r>
+            <m:r>
+              <m:rPr>
+                <m:sty m:val="p"/>
+              </m:rPr>
+              <m:t>∣</m:t>
+            </m:r>
+            <m:r>
+              <m:t>n</m:t>
+            </m:r>
+          </m:e>
+        </m:d>
+        <m:r>
+          <m:t>​</m:t>
         </m:r>
         <m:r>
           <m:rPr>
@@ -4940,78 +5060,56 @@
           <m:rPr>
             <m:sty m:val="p"/>
           </m:rPr>
-          <m:t>P</m:t>
-        </m:r>
-        <m:r>
-          <m:rPr>
-            <m:sty m:val="p"/>
-          </m:rPr>
-          <m:t>(</m:t>
-        </m:r>
-        <m:r>
-          <m:t>K</m:t>
-        </m:r>
-        <m:r>
-          <m:rPr>
-            <m:sty m:val="p"/>
-          </m:rPr>
-          <m:t>(</m:t>
-        </m:r>
-        <m:r>
-          <m:t>x</m:t>
-        </m:r>
-        <m:r>
-          <m:rPr>
-            <m:sty m:val="p"/>
-          </m:rPr>
-          <m:t>∣</m:t>
-        </m:r>
-        <m:r>
-          <m:t>n</m:t>
-        </m:r>
-        <m:r>
-          <m:rPr>
-            <m:sty m:val="p"/>
-          </m:rPr>
-          <m:t>)</m:t>
-        </m:r>
-        <m:r>
-          <m:rPr>
-            <m:sty m:val="p"/>
-          </m:rPr>
-          <m:t>&lt;</m:t>
-        </m:r>
-        <m:r>
-          <m:t>n</m:t>
-        </m:r>
-        <m:r>
-          <m:rPr>
-            <m:sty m:val="p"/>
-          </m:rPr>
-          <m:t>−</m:t>
-        </m:r>
-        <m:r>
-          <m:t>k</m:t>
-        </m:r>
-        <m:r>
-          <m:rPr>
-            <m:sty m:val="p"/>
-          </m:rPr>
-          <m:t>)</m:t>
-        </m:r>
-        <m:r>
-          <m:rPr>
-            <m:sty m:val="p"/>
-          </m:rPr>
-          <m:t>&lt;</m:t>
-        </m:r>
-        <m:sSup>
-          <m:e>
-            <m:r>
-              <m:t>2</m:t>
-            </m:r>
-          </m:e>
-          <m:sup>
+          <m:t>Pr</m:t>
+        </m:r>
+        <m:r>
+          <m:t>​</m:t>
+        </m:r>
+        <m:d>
+          <m:dPr>
+            <m:begChr m:val="("/>
+            <m:sepChr m:val=""/>
+            <m:endChr m:val=")"/>
+            <m:grow/>
+          </m:dPr>
+          <m:e>
+            <m:r>
+              <m:t>K</m:t>
+            </m:r>
+            <m:r>
+              <m:t>​</m:t>
+            </m:r>
+            <m:d>
+              <m:dPr>
+                <m:begChr m:val="("/>
+                <m:sepChr m:val=""/>
+                <m:endChr m:val=")"/>
+                <m:grow/>
+              </m:dPr>
+              <m:e>
+                <m:r>
+                  <m:t>x</m:t>
+                </m:r>
+                <m:r>
+                  <m:rPr>
+                    <m:sty m:val="p"/>
+                  </m:rPr>
+                  <m:t>∣</m:t>
+                </m:r>
+                <m:r>
+                  <m:t>n</m:t>
+                </m:r>
+              </m:e>
+            </m:d>
+            <m:r>
+              <m:t>​</m:t>
+            </m:r>
+            <m:r>
+              <m:rPr>
+                <m:sty m:val="p"/>
+              </m:rPr>
+              <m:t>&lt;</m:t>
+            </m:r>
             <m:r>
               <m:t>n</m:t>
             </m:r>
@@ -5024,13 +5122,16 @@
             <m:r>
               <m:t>k</m:t>
             </m:r>
-          </m:sup>
-        </m:sSup>
-        <m:r>
-          <m:rPr>
-            <m:sty m:val="p"/>
-          </m:rPr>
-          <m:t>/</m:t>
+          </m:e>
+        </m:d>
+        <m:r>
+          <m:t>​</m:t>
+        </m:r>
+        <m:r>
+          <m:rPr>
+            <m:sty m:val="p"/>
+          </m:rPr>
+          <m:t>&lt;</m:t>
         </m:r>
         <m:sSup>
           <m:e>
@@ -5042,21 +5143,6 @@
             <m:r>
               <m:t>n</m:t>
             </m:r>
-          </m:sup>
-        </m:sSup>
-        <m:r>
-          <m:rPr>
-            <m:sty m:val="p"/>
-          </m:rPr>
-          <m:t>=</m:t>
-        </m:r>
-        <m:sSup>
-          <m:e>
-            <m:r>
-              <m:t>2</m:t>
-            </m:r>
-          </m:e>
-          <m:sup>
             <m:r>
               <m:rPr>
                 <m:sty m:val="p"/>
@@ -5068,54 +5154,30 @@
             </m:r>
           </m:sup>
         </m:sSup>
-      </m:oMath>
-      <w:r>
-        <w:t xml:space="preserve">.</w:t>
-      </w:r>
-      <w:r>
-        <w:t xml:space="preserve"> </w:t>
-      </w:r>
-      <w:r>
-        <w:t xml:space="preserve">So a string of</w:t>
-      </w:r>
-      <w:r>
-        <w:t xml:space="preserve"> </w:t>
-      </w:r>
-      <m:oMath>
-        <m:r>
-          <m:t>n</m:t>
-        </m:r>
-      </m:oMath>
-      <w:r>
-        <w:t xml:space="preserve"> </w:t>
-      </w:r>
-      <w:r>
-        <w:t xml:space="preserve">fair coin flips can be compressed by more than</w:t>
-      </w:r>
-      <w:r>
-        <w:t xml:space="preserve"> </w:t>
-      </w:r>
-      <m:oMath>
-        <m:r>
-          <m:t>k</m:t>
-        </m:r>
-      </m:oMath>
-      <w:r>
-        <w:t xml:space="preserve"> </w:t>
-      </w:r>
-      <w:r>
-        <w:t xml:space="preserve">digits</w:t>
-      </w:r>
-      <w:r>
-        <w:t xml:space="preserve"> </w:t>
-      </w:r>
-      <w:r>
-        <w:t xml:space="preserve">with probability less than</w:t>
-      </w:r>
-      <w:r>
-        <w:t xml:space="preserve"> </w:t>
-      </w:r>
-      <m:oMath>
+        <m:r>
+          <m:rPr>
+            <m:sty m:val="p"/>
+          </m:rPr>
+          <m:t>/</m:t>
+        </m:r>
+        <m:sSup>
+          <m:e>
+            <m:r>
+              <m:t>2</m:t>
+            </m:r>
+          </m:e>
+          <m:sup>
+            <m:r>
+              <m:t>n</m:t>
+            </m:r>
+          </m:sup>
+        </m:sSup>
+        <m:r>
+          <m:rPr>
+            <m:sty m:val="p"/>
+          </m:rPr>
+          <m:t>=</m:t>
+        </m:r>
         <m:sSup>
           <m:e>
             <m:r>
@@ -5142,6 +5204,72 @@
         <w:t xml:space="preserve"> </w:t>
       </w:r>
       <w:r>
+        <w:t xml:space="preserve">So a string of</w:t>
+      </w:r>
+      <w:r>
+        <w:t xml:space="preserve"> </w:t>
+      </w:r>
+      <m:oMath>
+        <m:r>
+          <m:t>n</m:t>
+        </m:r>
+      </m:oMath>
+      <w:r>
+        <w:t xml:space="preserve"> </w:t>
+      </w:r>
+      <w:r>
+        <w:t xml:space="preserve">fair coin flips can be compressed by more than</w:t>
+      </w:r>
+      <w:r>
+        <w:t xml:space="preserve"> </w:t>
+      </w:r>
+      <m:oMath>
+        <m:r>
+          <m:t>k</m:t>
+        </m:r>
+      </m:oMath>
+      <w:r>
+        <w:t xml:space="preserve"> </w:t>
+      </w:r>
+      <w:r>
+        <w:t xml:space="preserve">digits</w:t>
+      </w:r>
+      <w:r>
+        <w:t xml:space="preserve"> </w:t>
+      </w:r>
+      <w:r>
+        <w:t xml:space="preserve">with probability less than</w:t>
+      </w:r>
+      <w:r>
+        <w:t xml:space="preserve"> </w:t>
+      </w:r>
+      <m:oMath>
+        <m:sSup>
+          <m:e>
+            <m:r>
+              <m:t>2</m:t>
+            </m:r>
+          </m:e>
+          <m:sup>
+            <m:r>
+              <m:rPr>
+                <m:sty m:val="p"/>
+              </m:rPr>
+              <m:t>−</m:t>
+            </m:r>
+            <m:r>
+              <m:t>k</m:t>
+            </m:r>
+          </m:sup>
+        </m:sSup>
+      </m:oMath>
+      <w:r>
+        <w:t xml:space="preserve">.</w:t>
+      </w:r>
+      <w:r>
+        <w:t xml:space="preserve"> </w:t>
+      </w:r>
+      <w:r>
         <w:t xml:space="preserve">A string with</w:t>
       </w:r>
       <w:r>
@@ -5152,28 +5280,32 @@
           <m:t>K</m:t>
         </m:r>
         <m:r>
-          <m:rPr>
-            <m:sty m:val="p"/>
-          </m:rPr>
-          <m:t>(</m:t>
-        </m:r>
-        <m:r>
-          <m:t>x</m:t>
-        </m:r>
-        <m:r>
-          <m:rPr>
-            <m:sty m:val="p"/>
-          </m:rPr>
-          <m:t>∣</m:t>
-        </m:r>
-        <m:r>
-          <m:t>n</m:t>
-        </m:r>
-        <m:r>
-          <m:rPr>
-            <m:sty m:val="p"/>
-          </m:rPr>
-          <m:t>)</m:t>
+          <m:t>​</m:t>
+        </m:r>
+        <m:d>
+          <m:dPr>
+            <m:begChr m:val="("/>
+            <m:sepChr m:val=""/>
+            <m:endChr m:val=")"/>
+            <m:grow/>
+          </m:dPr>
+          <m:e>
+            <m:r>
+              <m:t>x</m:t>
+            </m:r>
+            <m:r>
+              <m:rPr>
+                <m:sty m:val="p"/>
+              </m:rPr>
+              <m:t>∣</m:t>
+            </m:r>
+            <m:r>
+              <m:t>n</m:t>
+            </m:r>
+          </m:e>
+        </m:d>
+        <m:r>
+          <m:t>​</m:t>
         </m:r>
         <m:r>
           <m:rPr>
@@ -5318,19 +5450,23 @@
           <m:t>K</m:t>
         </m:r>
         <m:r>
-          <m:rPr>
-            <m:sty m:val="p"/>
-          </m:rPr>
-          <m:t>(</m:t>
-        </m:r>
-        <m:r>
-          <m:t>x</m:t>
-        </m:r>
-        <m:r>
-          <m:rPr>
-            <m:sty m:val="p"/>
-          </m:rPr>
-          <m:t>)</m:t>
+          <m:t>​</m:t>
+        </m:r>
+        <m:d>
+          <m:dPr>
+            <m:begChr m:val="("/>
+            <m:sepChr m:val=""/>
+            <m:endChr m:val=")"/>
+            <m:grow/>
+          </m:dPr>
+          <m:e>
+            <m:r>
+              <m:t>x</m:t>
+            </m:r>
+          </m:e>
+        </m:d>
+        <m:r>
+          <m:t>​</m:t>
         </m:r>
       </m:oMath>
       <w:r>
@@ -5391,19 +5527,23 @@
           <m:t>K</m:t>
         </m:r>
         <m:r>
-          <m:rPr>
-            <m:sty m:val="p"/>
-          </m:rPr>
-          <m:t>(</m:t>
-        </m:r>
-        <m:r>
-          <m:t>x</m:t>
-        </m:r>
-        <m:r>
-          <m:rPr>
-            <m:sty m:val="p"/>
-          </m:rPr>
-          <m:t>)</m:t>
+          <m:t>​</m:t>
+        </m:r>
+        <m:d>
+          <m:dPr>
+            <m:begChr m:val="("/>
+            <m:sepChr m:val=""/>
+            <m:endChr m:val=")"/>
+            <m:grow/>
+          </m:dPr>
+          <m:e>
+            <m:r>
+              <m:t>x</m:t>
+            </m:r>
+          </m:e>
+        </m:d>
+        <m:r>
+          <m:t>​</m:t>
         </m:r>
       </m:oMath>
       <w:r>
@@ -5498,40 +5638,44 @@
           <m:t>K</m:t>
         </m:r>
         <m:r>
-          <m:rPr>
-            <m:sty m:val="p"/>
-          </m:rPr>
-          <m:t>(</m:t>
-        </m:r>
+          <m:t>​</m:t>
+        </m:r>
+        <m:d>
+          <m:dPr>
+            <m:begChr m:val="("/>
+            <m:sepChr m:val=""/>
+            <m:endChr m:val=")"/>
+            <m:grow/>
+          </m:dPr>
+          <m:e>
+            <m:r>
+              <m:t>x</m:t>
+            </m:r>
+          </m:e>
+        </m:d>
+        <m:r>
+          <m:t>​</m:t>
+        </m:r>
+      </m:oMath>
+      <w:r>
+        <w:t xml:space="preserve"> </w:t>
+      </w:r>
+      <w:r>
+        <w:t xml:space="preserve">for each one,</w:t>
+      </w:r>
+      <w:r>
+        <w:t xml:space="preserve"> </w:t>
+      </w:r>
+      <w:r>
+        <w:t xml:space="preserve">and output the first</w:t>
+      </w:r>
+      <w:r>
+        <w:t xml:space="preserve"> </w:t>
+      </w:r>
+      <m:oMath>
         <m:r>
           <m:t>x</m:t>
         </m:r>
-        <m:r>
-          <m:rPr>
-            <m:sty m:val="p"/>
-          </m:rPr>
-          <m:t>)</m:t>
-        </m:r>
-      </m:oMath>
-      <w:r>
-        <w:t xml:space="preserve"> </w:t>
-      </w:r>
-      <w:r>
-        <w:t xml:space="preserve">for each one,</w:t>
-      </w:r>
-      <w:r>
-        <w:t xml:space="preserve"> </w:t>
-      </w:r>
-      <w:r>
-        <w:t xml:space="preserve">and output the first</w:t>
-      </w:r>
-      <w:r>
-        <w:t xml:space="preserve"> </w:t>
-      </w:r>
-      <m:oMath>
-        <m:r>
-          <m:t>x</m:t>
-        </m:r>
       </m:oMath>
       <w:r>
         <w:t xml:space="preserve"> </w:t>
@@ -5547,19 +5691,23 @@
           <m:t>K</m:t>
         </m:r>
         <m:r>
-          <m:rPr>
-            <m:sty m:val="p"/>
-          </m:rPr>
-          <m:t>(</m:t>
-        </m:r>
-        <m:r>
-          <m:t>x</m:t>
-        </m:r>
-        <m:r>
-          <m:rPr>
-            <m:sty m:val="p"/>
-          </m:rPr>
-          <m:t>)</m:t>
+          <m:t>​</m:t>
+        </m:r>
+        <m:d>
+          <m:dPr>
+            <m:begChr m:val="("/>
+            <m:sepChr m:val=""/>
+            <m:endChr m:val=")"/>
+            <m:grow/>
+          </m:dPr>
+          <m:e>
+            <m:r>
+              <m:t>x</m:t>
+            </m:r>
+          </m:e>
+        </m:d>
+        <m:r>
+          <m:t>​</m:t>
         </m:r>
         <m:r>
           <m:rPr>
@@ -5679,19 +5827,23 @@
           <m:t>K</m:t>
         </m:r>
         <m:r>
-          <m:rPr>
-            <m:sty m:val="p"/>
-          </m:rPr>
-          <m:t>(</m:t>
-        </m:r>
-        <m:r>
-          <m:t>x</m:t>
-        </m:r>
-        <m:r>
-          <m:rPr>
-            <m:sty m:val="p"/>
-          </m:rPr>
-          <m:t>)</m:t>
+          <m:t>​</m:t>
+        </m:r>
+        <m:d>
+          <m:dPr>
+            <m:begChr m:val="("/>
+            <m:sepChr m:val=""/>
+            <m:endChr m:val=")"/>
+            <m:grow/>
+          </m:dPr>
+          <m:e>
+            <m:r>
+              <m:t>x</m:t>
+            </m:r>
+          </m:e>
+        </m:d>
+        <m:r>
+          <m:t>​</m:t>
         </m:r>
         <m:r>
           <m:rPr>
@@ -5883,19 +6035,23 @@
           <m:t>K</m:t>
         </m:r>
         <m:r>
-          <m:rPr>
-            <m:sty m:val="p"/>
-          </m:rPr>
-          <m:t>(</m:t>
-        </m:r>
-        <m:r>
-          <m:t>x</m:t>
-        </m:r>
-        <m:r>
-          <m:rPr>
-            <m:sty m:val="p"/>
-          </m:rPr>
-          <m:t>)</m:t>
+          <m:t>​</m:t>
+        </m:r>
+        <m:d>
+          <m:dPr>
+            <m:begChr m:val="("/>
+            <m:sepChr m:val=""/>
+            <m:endChr m:val=")"/>
+            <m:grow/>
+          </m:dPr>
+          <m:e>
+            <m:r>
+              <m:t>x</m:t>
+            </m:r>
+          </m:e>
+        </m:d>
+        <m:r>
+          <m:t>​</m:t>
         </m:r>
         <m:r>
           <m:rPr>
@@ -5969,19 +6125,23 @@
             <m:t>K</m:t>
           </m:r>
           <m:r>
-            <m:rPr>
-              <m:sty m:val="p"/>
-            </m:rPr>
-            <m:t>(</m:t>
+            <m:t>​</m:t>
           </m:r>
+          <m:d>
+            <m:dPr>
+              <m:begChr m:val="("/>
+              <m:sepChr m:val=""/>
+              <m:endChr m:val=")"/>
+              <m:grow/>
+            </m:dPr>
+            <m:e>
+              <m:r>
+                <m:t>x</m:t>
+              </m:r>
+            </m:e>
+          </m:d>
           <m:r>
-            <m:t>x</m:t>
-          </m:r>
-          <m:r>
-            <m:rPr>
-              <m:sty m:val="p"/>
-            </m:rPr>
-            <m:t>)</m:t>
+            <m:t>​</m:t>
           </m:r>
           <m:r>
             <m:rPr>
@@ -6258,32 +6418,27 @@
         <w:t xml:space="preserve"> </w:t>
       </w:r>
       <m:oMath>
-        <m:sSub>
-          <m:e>
-            <m:r>
-              <m:t>H</m:t>
-            </m:r>
-          </m:e>
-          <m:sub>
-            <m:r>
-              <m:t>2</m:t>
-            </m:r>
-          </m:sub>
-        </m:sSub>
-        <m:r>
-          <m:rPr>
-            <m:sty m:val="p"/>
-          </m:rPr>
-          <m:t>(</m:t>
-        </m:r>
-        <m:r>
-          <m:t>X</m:t>
-        </m:r>
-        <m:r>
-          <m:rPr>
-            <m:sty m:val="p"/>
-          </m:rPr>
-          <m:t>)</m:t>
+        <m:r>
+          <m:t>H</m:t>
+        </m:r>
+        <m:r>
+          <m:t>​</m:t>
+        </m:r>
+        <m:d>
+          <m:dPr>
+            <m:begChr m:val="("/>
+            <m:sepChr m:val=""/>
+            <m:endChr m:val=")"/>
+            <m:grow/>
+          </m:dPr>
+          <m:e>
+            <m:r>
+              <m:t>X</m:t>
+            </m:r>
+          </m:e>
+        </m:d>
+        <m:r>
+          <m:t>​</m:t>
         </m:r>
       </m:oMath>
       <w:r>
@@ -6505,32 +6660,27 @@
           <m:jc m:val="center"/>
         </m:oMathParaPr>
         <m:oMath>
-          <m:sSub>
+          <m:r>
+            <m:t>H</m:t>
+          </m:r>
+          <m:r>
+            <m:t>​</m:t>
+          </m:r>
+          <m:d>
+            <m:dPr>
+              <m:begChr m:val="("/>
+              <m:sepChr m:val=""/>
+              <m:endChr m:val=")"/>
+              <m:grow/>
+            </m:dPr>
             <m:e>
               <m:r>
-                <m:t>H</m:t>
+                <m:t>X</m:t>
               </m:r>
             </m:e>
-            <m:sub>
-              <m:r>
-                <m:t>2</m:t>
-              </m:r>
-            </m:sub>
-          </m:sSub>
+          </m:d>
           <m:r>
-            <m:rPr>
-              <m:sty m:val="p"/>
-            </m:rPr>
-            <m:t>(</m:t>
-          </m:r>
-          <m:r>
-            <m:t>X</m:t>
-          </m:r>
-          <m:r>
-            <m:rPr>
-              <m:sty m:val="p"/>
-            </m:rPr>
-            <m:t>)</m:t>
+            <m:t>​</m:t>
           </m:r>
           <m:r>
             <m:rPr>
@@ -6559,6 +6709,9 @@
             </m:rPr>
             <m:t>E</m:t>
           </m:r>
+          <m:r>
+            <m:t>​</m:t>
+          </m:r>
           <m:d>
             <m:dPr>
               <m:begChr m:val="["/>
@@ -6571,72 +6724,74 @@
                 <m:t>K</m:t>
               </m:r>
               <m:r>
-                <m:rPr>
-                  <m:sty m:val="p"/>
-                </m:rPr>
-                <m:t>(</m:t>
+                <m:t>​</m:t>
               </m:r>
-              <m:sSup>
+              <m:d>
+                <m:dPr>
+                  <m:begChr m:val="("/>
+                  <m:sepChr m:val=""/>
+                  <m:endChr m:val=")"/>
+                  <m:grow/>
+                </m:dPr>
                 <m:e>
+                  <m:sSup>
+                    <m:e>
+                      <m:r>
+                        <m:t>X</m:t>
+                      </m:r>
+                    </m:e>
+                    <m:sup>
+                      <m:r>
+                        <m:t>n</m:t>
+                      </m:r>
+                    </m:sup>
+                  </m:sSup>
                   <m:r>
-                    <m:t>X</m:t>
+                    <m:rPr>
+                      <m:sty m:val="p"/>
+                    </m:rPr>
+                    <m:t>∣</m:t>
                   </m:r>
-                </m:e>
-                <m:sup>
                   <m:r>
                     <m:t>n</m:t>
                   </m:r>
-                </m:sup>
-              </m:sSup>
+                </m:e>
+              </m:d>
               <m:r>
-                <m:rPr>
-                  <m:sty m:val="p"/>
-                </m:rPr>
-                <m:t>∣</m:t>
-              </m:r>
-              <m:r>
-                <m:t>n</m:t>
-              </m:r>
-              <m:r>
-                <m:rPr>
-                  <m:sty m:val="p"/>
-                </m:rPr>
-                <m:t>)</m:t>
+                <m:t>​</m:t>
               </m:r>
             </m:e>
           </m:d>
+          <m:r>
+            <m:t>​</m:t>
+          </m:r>
           <m:r>
             <m:rPr>
               <m:sty m:val="p"/>
             </m:rPr>
             <m:t>≤</m:t>
           </m:r>
-          <m:sSub>
+          <m:r>
+            <m:t>H</m:t>
+          </m:r>
+          <m:r>
+            <m:t>​</m:t>
+          </m:r>
+          <m:d>
+            <m:dPr>
+              <m:begChr m:val="("/>
+              <m:sepChr m:val=""/>
+              <m:endChr m:val=")"/>
+              <m:grow/>
+            </m:dPr>
             <m:e>
               <m:r>
-                <m:t>H</m:t>
+                <m:t>X</m:t>
               </m:r>
             </m:e>
-            <m:sub>
-              <m:r>
-                <m:t>2</m:t>
-              </m:r>
-            </m:sub>
-          </m:sSub>
+          </m:d>
           <m:r>
-            <m:rPr>
-              <m:sty m:val="p"/>
-            </m:rPr>
-            <m:t>(</m:t>
-          </m:r>
-          <m:r>
-            <m:t>X</m:t>
-          </m:r>
-          <m:r>
-            <m:rPr>
-              <m:sty m:val="p"/>
-            </m:rPr>
-            <m:t>)</m:t>
+            <m:t>​</m:t>
           </m:r>
           <m:r>
             <m:rPr>
@@ -6781,85 +6936,88 @@
           <m:t>E</m:t>
         </m:r>
         <m:r>
-          <m:rPr>
-            <m:sty m:val="p"/>
-          </m:rPr>
-          <m:t>[</m:t>
-        </m:r>
-        <m:r>
-          <m:t>K</m:t>
-        </m:r>
-        <m:r>
-          <m:rPr>
-            <m:sty m:val="p"/>
-          </m:rPr>
-          <m:t>(</m:t>
-        </m:r>
-        <m:sSup>
+          <m:t>​</m:t>
+        </m:r>
+        <m:d>
+          <m:dPr>
+            <m:begChr m:val="["/>
+            <m:sepChr m:val=""/>
+            <m:endChr m:val="]"/>
+            <m:grow/>
+          </m:dPr>
+          <m:e>
+            <m:r>
+              <m:t>K</m:t>
+            </m:r>
+            <m:r>
+              <m:t>​</m:t>
+            </m:r>
+            <m:d>
+              <m:dPr>
+                <m:begChr m:val="("/>
+                <m:sepChr m:val=""/>
+                <m:endChr m:val=")"/>
+                <m:grow/>
+              </m:dPr>
+              <m:e>
+                <m:sSup>
+                  <m:e>
+                    <m:r>
+                      <m:t>X</m:t>
+                    </m:r>
+                  </m:e>
+                  <m:sup>
+                    <m:r>
+                      <m:t>n</m:t>
+                    </m:r>
+                  </m:sup>
+                </m:sSup>
+                <m:r>
+                  <m:rPr>
+                    <m:sty m:val="p"/>
+                  </m:rPr>
+                  <m:t>∣</m:t>
+                </m:r>
+                <m:r>
+                  <m:t>n</m:t>
+                </m:r>
+              </m:e>
+            </m:d>
+            <m:r>
+              <m:t>​</m:t>
+            </m:r>
+          </m:e>
+        </m:d>
+        <m:r>
+          <m:t>​</m:t>
+        </m:r>
+        <m:r>
+          <m:rPr>
+            <m:sty m:val="p"/>
+          </m:rPr>
+          <m:t>→</m:t>
+        </m:r>
+        <m:r>
+          <m:t>H</m:t>
+        </m:r>
+        <m:r>
+          <m:t>​</m:t>
+        </m:r>
+        <m:d>
+          <m:dPr>
+            <m:begChr m:val="("/>
+            <m:sepChr m:val=""/>
+            <m:endChr m:val=")"/>
+            <m:grow/>
+          </m:dPr>
           <m:e>
             <m:r>
               <m:t>X</m:t>
             </m:r>
           </m:e>
-          <m:sup>
-            <m:r>
-              <m:t>n</m:t>
-            </m:r>
-          </m:sup>
-        </m:sSup>
-        <m:r>
-          <m:rPr>
-            <m:sty m:val="p"/>
-          </m:rPr>
-          <m:t>∣</m:t>
-        </m:r>
-        <m:r>
-          <m:t>n</m:t>
-        </m:r>
-        <m:r>
-          <m:rPr>
-            <m:sty m:val="p"/>
-          </m:rPr>
-          <m:t>)</m:t>
-        </m:r>
-        <m:r>
-          <m:rPr>
-            <m:sty m:val="p"/>
-          </m:rPr>
-          <m:t>]</m:t>
-        </m:r>
-        <m:r>
-          <m:rPr>
-            <m:sty m:val="p"/>
-          </m:rPr>
-          <m:t>→</m:t>
-        </m:r>
-        <m:sSub>
-          <m:e>
-            <m:r>
-              <m:t>H</m:t>
-            </m:r>
-          </m:e>
-          <m:sub>
-            <m:r>
-              <m:t>2</m:t>
-            </m:r>
-          </m:sub>
-        </m:sSub>
-        <m:r>
-          <m:rPr>
-            <m:sty m:val="p"/>
-          </m:rPr>
-          <m:t>(</m:t>
-        </m:r>
-        <m:r>
-          <m:t>X</m:t>
-        </m:r>
-        <m:r>
-          <m:rPr>
-            <m:sty m:val="p"/>
-          </m:rPr>
-          <m:t>)</m:t>
+        </m:d>
+        <m:r>
+          <m:t>​</m:t>
         </m:r>
       </m:oMath>
       <w:r>
@@ -7068,113 +7226,116 @@
           <m:t>E</m:t>
         </m:r>
         <m:r>
-          <m:rPr>
-            <m:sty m:val="p"/>
-          </m:rPr>
-          <m:t>[</m:t>
-        </m:r>
-        <m:r>
-          <m:t>K</m:t>
-        </m:r>
-        <m:r>
-          <m:rPr>
-            <m:sty m:val="p"/>
-          </m:rPr>
-          <m:t>(</m:t>
-        </m:r>
-        <m:sSup>
+          <m:t>​</m:t>
+        </m:r>
+        <m:d>
+          <m:dPr>
+            <m:begChr m:val="["/>
+            <m:sepChr m:val=""/>
+            <m:endChr m:val="]"/>
+            <m:grow/>
+          </m:dPr>
+          <m:e>
+            <m:r>
+              <m:t>K</m:t>
+            </m:r>
+            <m:r>
+              <m:t>​</m:t>
+            </m:r>
+            <m:d>
+              <m:dPr>
+                <m:begChr m:val="("/>
+                <m:sepChr m:val=""/>
+                <m:endChr m:val=")"/>
+                <m:grow/>
+              </m:dPr>
+              <m:e>
+                <m:sSup>
+                  <m:e>
+                    <m:r>
+                      <m:t>X</m:t>
+                    </m:r>
+                  </m:e>
+                  <m:sup>
+                    <m:r>
+                      <m:t>n</m:t>
+                    </m:r>
+                  </m:sup>
+                </m:sSup>
+                <m:r>
+                  <m:rPr>
+                    <m:sty m:val="p"/>
+                  </m:rPr>
+                  <m:t>∣</m:t>
+                </m:r>
+                <m:r>
+                  <m:t>n</m:t>
+                </m:r>
+              </m:e>
+            </m:d>
+            <m:r>
+              <m:t>​</m:t>
+            </m:r>
+          </m:e>
+        </m:d>
+        <m:r>
+          <m:t>​</m:t>
+        </m:r>
+      </m:oMath>
+      <w:r>
+        <w:t xml:space="preserve">.</w:t>
+      </w:r>
+      <w:r>
+        <w:t xml:space="preserve"> </w:t>
+      </w:r>
+      <w:r>
+        <w:t xml:space="preserve">If</w:t>
+      </w:r>
+      <w:r>
+        <w:t xml:space="preserve"> </w:t>
+      </w:r>
+      <m:oMath>
+        <m:r>
+          <m:t>X</m:t>
+        </m:r>
+      </m:oMath>
+      <w:r>
+        <w:t xml:space="preserve"> </w:t>
+      </w:r>
+      <w:r>
+        <w:t xml:space="preserve">takes only one value with positive probability,</w:t>
+      </w:r>
+      <w:r>
+        <w:t xml:space="preserve"> </w:t>
+      </w:r>
+      <w:r>
+        <w:t xml:space="preserve">then</w:t>
+      </w:r>
+      <w:r>
+        <w:t xml:space="preserve"> </w:t>
+      </w:r>
+      <m:oMath>
+        <m:r>
+          <m:t>H</m:t>
+        </m:r>
+        <m:r>
+          <m:t>​</m:t>
+        </m:r>
+        <m:d>
+          <m:dPr>
+            <m:begChr m:val="("/>
+            <m:sepChr m:val=""/>
+            <m:endChr m:val=")"/>
+            <m:grow/>
+          </m:dPr>
           <m:e>
             <m:r>
               <m:t>X</m:t>
             </m:r>
           </m:e>
-          <m:sup>
-            <m:r>
-              <m:t>n</m:t>
-            </m:r>
-          </m:sup>
-        </m:sSup>
-        <m:r>
-          <m:rPr>
-            <m:sty m:val="p"/>
-          </m:rPr>
-          <m:t>∣</m:t>
-        </m:r>
-        <m:r>
-          <m:t>n</m:t>
-        </m:r>
-        <m:r>
-          <m:rPr>
-            <m:sty m:val="p"/>
-          </m:rPr>
-          <m:t>)</m:t>
-        </m:r>
-        <m:r>
-          <m:rPr>
-            <m:sty m:val="p"/>
-          </m:rPr>
-          <m:t>]</m:t>
-        </m:r>
-      </m:oMath>
-      <w:r>
-        <w:t xml:space="preserve">.</w:t>
-      </w:r>
-      <w:r>
-        <w:t xml:space="preserve"> </w:t>
-      </w:r>
-      <w:r>
-        <w:t xml:space="preserve">If</w:t>
-      </w:r>
-      <w:r>
-        <w:t xml:space="preserve"> </w:t>
-      </w:r>
-      <m:oMath>
-        <m:r>
-          <m:t>X</m:t>
-        </m:r>
-      </m:oMath>
-      <w:r>
-        <w:t xml:space="preserve"> </w:t>
-      </w:r>
-      <w:r>
-        <w:t xml:space="preserve">takes only one value with positive probability,</w:t>
-      </w:r>
-      <w:r>
-        <w:t xml:space="preserve"> </w:t>
-      </w:r>
-      <w:r>
-        <w:t xml:space="preserve">then</w:t>
-      </w:r>
-      <w:r>
-        <w:t xml:space="preserve"> </w:t>
-      </w:r>
-      <m:oMath>
-        <m:sSub>
-          <m:e>
-            <m:r>
-              <m:t>H</m:t>
-            </m:r>
-          </m:e>
-          <m:sub>
-            <m:r>
-              <m:t>2</m:t>
-            </m:r>
-          </m:sub>
-        </m:sSub>
-        <m:r>
-          <m:rPr>
-            <m:sty m:val="p"/>
-          </m:rPr>
-          <m:t>(</m:t>
-        </m:r>
-        <m:r>
-          <m:t>X</m:t>
-        </m:r>
-        <m:r>
-          <m:rPr>
-            <m:sty m:val="p"/>
-          </m:rPr>
-          <m:t>)</m:t>
+        </m:d>
+        <m:r>
+          <m:t>​</m:t>
         </m:r>
         <m:r>
           <m:rPr>
@@ -7255,52 +7416,60 @@
           <m:t>E</m:t>
         </m:r>
         <m:r>
-          <m:rPr>
-            <m:sty m:val="p"/>
-          </m:rPr>
-          <m:t>[</m:t>
-        </m:r>
-        <m:r>
-          <m:t>K</m:t>
-        </m:r>
-        <m:r>
-          <m:rPr>
-            <m:sty m:val="p"/>
-          </m:rPr>
-          <m:t>(</m:t>
-        </m:r>
-        <m:sSup>
-          <m:e>
-            <m:r>
-              <m:t>X</m:t>
-            </m:r>
-          </m:e>
-          <m:sup>
-            <m:r>
-              <m:t>n</m:t>
-            </m:r>
-          </m:sup>
-        </m:sSup>
-        <m:r>
-          <m:rPr>
-            <m:sty m:val="p"/>
-          </m:rPr>
-          <m:t>∣</m:t>
-        </m:r>
-        <m:r>
-          <m:t>n</m:t>
-        </m:r>
-        <m:r>
-          <m:rPr>
-            <m:sty m:val="p"/>
-          </m:rPr>
-          <m:t>)</m:t>
-        </m:r>
-        <m:r>
-          <m:rPr>
-            <m:sty m:val="p"/>
-          </m:rPr>
-          <m:t>]</m:t>
+          <m:t>​</m:t>
+        </m:r>
+        <m:d>
+          <m:dPr>
+            <m:begChr m:val="["/>
+            <m:sepChr m:val=""/>
+            <m:endChr m:val="]"/>
+            <m:grow/>
+          </m:dPr>
+          <m:e>
+            <m:r>
+              <m:t>K</m:t>
+            </m:r>
+            <m:r>
+              <m:t>​</m:t>
+            </m:r>
+            <m:d>
+              <m:dPr>
+                <m:begChr m:val="("/>
+                <m:sepChr m:val=""/>
+                <m:endChr m:val=")"/>
+                <m:grow/>
+              </m:dPr>
+              <m:e>
+                <m:sSup>
+                  <m:e>
+                    <m:r>
+                      <m:t>X</m:t>
+                    </m:r>
+                  </m:e>
+                  <m:sup>
+                    <m:r>
+                      <m:t>n</m:t>
+                    </m:r>
+                  </m:sup>
+                </m:sSup>
+                <m:r>
+                  <m:rPr>
+                    <m:sty m:val="p"/>
+                  </m:rPr>
+                  <m:t>∣</m:t>
+                </m:r>
+                <m:r>
+                  <m:t>n</m:t>
+                </m:r>
+              </m:e>
+            </m:d>
+            <m:r>
+              <m:t>​</m:t>
+            </m:r>
+          </m:e>
+        </m:d>
+        <m:r>
+          <m:t>​</m:t>
         </m:r>
         <m:r>
           <m:rPr>
@@ -7308,41 +7477,36 @@
           </m:rPr>
           <m:t>≥</m:t>
         </m:r>
-        <m:sSub>
-          <m:e>
-            <m:r>
-              <m:t>H</m:t>
-            </m:r>
-          </m:e>
-          <m:sub>
-            <m:r>
-              <m:t>2</m:t>
-            </m:r>
-          </m:sub>
-        </m:sSub>
-        <m:r>
-          <m:rPr>
-            <m:sty m:val="p"/>
-          </m:rPr>
-          <m:t>(</m:t>
-        </m:r>
-        <m:sSup>
-          <m:e>
-            <m:r>
-              <m:t>X</m:t>
-            </m:r>
-          </m:e>
-          <m:sup>
-            <m:r>
-              <m:t>n</m:t>
-            </m:r>
-          </m:sup>
-        </m:sSup>
-        <m:r>
-          <m:rPr>
-            <m:sty m:val="p"/>
-          </m:rPr>
-          <m:t>)</m:t>
+        <m:r>
+          <m:t>H</m:t>
+        </m:r>
+        <m:r>
+          <m:t>​</m:t>
+        </m:r>
+        <m:d>
+          <m:dPr>
+            <m:begChr m:val="("/>
+            <m:sepChr m:val=""/>
+            <m:endChr m:val=")"/>
+            <m:grow/>
+          </m:dPr>
+          <m:e>
+            <m:sSup>
+              <m:e>
+                <m:r>
+                  <m:t>X</m:t>
+                </m:r>
+              </m:e>
+              <m:sup>
+                <m:r>
+                  <m:t>n</m:t>
+                </m:r>
+              </m:sup>
+            </m:sSup>
+          </m:e>
+        </m:d>
+        <m:r>
+          <m:t>​</m:t>
         </m:r>
       </m:oMath>
       <w:r>
@@ -7398,77 +7562,67 @@
         <w:t xml:space="preserve"> </w:t>
       </w:r>
       <m:oMath>
-        <m:sSub>
-          <m:e>
-            <m:r>
-              <m:t>H</m:t>
-            </m:r>
-          </m:e>
-          <m:sub>
-            <m:r>
-              <m:t>2</m:t>
-            </m:r>
-          </m:sub>
-        </m:sSub>
-        <m:r>
-          <m:rPr>
-            <m:sty m:val="p"/>
-          </m:rPr>
-          <m:t>(</m:t>
-        </m:r>
-        <m:sSup>
+        <m:r>
+          <m:t>H</m:t>
+        </m:r>
+        <m:r>
+          <m:t>​</m:t>
+        </m:r>
+        <m:d>
+          <m:dPr>
+            <m:begChr m:val="("/>
+            <m:sepChr m:val=""/>
+            <m:endChr m:val=")"/>
+            <m:grow/>
+          </m:dPr>
+          <m:e>
+            <m:sSup>
+              <m:e>
+                <m:r>
+                  <m:t>X</m:t>
+                </m:r>
+              </m:e>
+              <m:sup>
+                <m:r>
+                  <m:t>n</m:t>
+                </m:r>
+              </m:sup>
+            </m:sSup>
+          </m:e>
+        </m:d>
+        <m:r>
+          <m:t>​</m:t>
+        </m:r>
+        <m:r>
+          <m:rPr>
+            <m:sty m:val="p"/>
+          </m:rPr>
+          <m:t>=</m:t>
+        </m:r>
+        <m:r>
+          <m:t>n</m:t>
+        </m:r>
+        <m:r>
+          <m:t>H</m:t>
+        </m:r>
+        <m:r>
+          <m:t>​</m:t>
+        </m:r>
+        <m:d>
+          <m:dPr>
+            <m:begChr m:val="("/>
+            <m:sepChr m:val=""/>
+            <m:endChr m:val=")"/>
+            <m:grow/>
+          </m:dPr>
           <m:e>
             <m:r>
               <m:t>X</m:t>
             </m:r>
           </m:e>
-          <m:sup>
-            <m:r>
-              <m:t>n</m:t>
-            </m:r>
-          </m:sup>
-        </m:sSup>
-        <m:r>
-          <m:rPr>
-            <m:sty m:val="p"/>
-          </m:rPr>
-          <m:t>)</m:t>
-        </m:r>
-        <m:r>
-          <m:rPr>
-            <m:sty m:val="p"/>
-          </m:rPr>
-          <m:t>=</m:t>
-        </m:r>
-        <m:r>
-          <m:t>n</m:t>
-        </m:r>
-        <m:sSub>
-          <m:e>
-            <m:r>
-              <m:t>H</m:t>
-            </m:r>
-          </m:e>
-          <m:sub>
-            <m:r>
-              <m:t>2</m:t>
-            </m:r>
-          </m:sub>
-        </m:sSub>
-        <m:r>
-          <m:rPr>
-            <m:sty m:val="p"/>
-          </m:rPr>
-          <m:t>(</m:t>
-        </m:r>
-        <m:r>
-          <m:t>X</m:t>
-        </m:r>
-        <m:r>
-          <m:rPr>
-            <m:sty m:val="p"/>
-          </m:rPr>
-          <m:t>)</m:t>
+        </m:d>
+        <m:r>
+          <m:t>​</m:t>
         </m:r>
       </m:oMath>
       <w:r>
@@ -7682,32 +7836,27 @@
         <m:r>
           <m:t>n</m:t>
         </m:r>
-        <m:sSub>
-          <m:e>
-            <m:r>
-              <m:t>H</m:t>
-            </m:r>
-          </m:e>
-          <m:sub>
-            <m:r>
-              <m:t>2</m:t>
-            </m:r>
-          </m:sub>
-        </m:sSub>
-        <m:r>
-          <m:rPr>
-            <m:sty m:val="p"/>
-          </m:rPr>
-          <m:t>(</m:t>
-        </m:r>
-        <m:r>
-          <m:t>X</m:t>
-        </m:r>
-        <m:r>
-          <m:rPr>
-            <m:sty m:val="p"/>
-          </m:rPr>
-          <m:t>)</m:t>
+        <m:r>
+          <m:t>H</m:t>
+        </m:r>
+        <m:r>
+          <m:t>​</m:t>
+        </m:r>
+        <m:d>
+          <m:dPr>
+            <m:begChr m:val="("/>
+            <m:sepChr m:val=""/>
+            <m:endChr m:val=")"/>
+            <m:grow/>
+          </m:dPr>
+          <m:e>
+            <m:r>
+              <m:t>X</m:t>
+            </m:r>
+          </m:e>
+        </m:d>
+        <m:r>
+          <m:t>​</m:t>
         </m:r>
       </m:oMath>
       <w:r>
@@ -7859,28 +8008,32 @@
           <m:t>K</m:t>
         </m:r>
         <m:r>
-          <m:rPr>
-            <m:sty m:val="p"/>
-          </m:rPr>
-          <m:t>(</m:t>
-        </m:r>
-        <m:r>
-          <m:t>x</m:t>
-        </m:r>
-        <m:r>
-          <m:rPr>
-            <m:sty m:val="p"/>
-          </m:rPr>
-          <m:t>∣</m:t>
-        </m:r>
-        <m:r>
-          <m:t>n</m:t>
-        </m:r>
-        <m:r>
-          <m:rPr>
-            <m:sty m:val="p"/>
-          </m:rPr>
-          <m:t>)</m:t>
+          <m:t>​</m:t>
+        </m:r>
+        <m:d>
+          <m:dPr>
+            <m:begChr m:val="("/>
+            <m:sepChr m:val=""/>
+            <m:endChr m:val=")"/>
+            <m:grow/>
+          </m:dPr>
+          <m:e>
+            <m:r>
+              <m:t>x</m:t>
+            </m:r>
+            <m:r>
+              <m:rPr>
+                <m:sty m:val="p"/>
+              </m:rPr>
+              <m:t>∣</m:t>
+            </m:r>
+            <m:r>
+              <m:t>n</m:t>
+            </m:r>
+          </m:e>
+        </m:d>
+        <m:r>
+          <m:t>​</m:t>
         </m:r>
         <m:r>
           <m:rPr>
